--- a/Regulamento-Interno-FR.docx
+++ b/Regulamento-Interno-FR.docx
@@ -1922,32 +1922,47 @@
     <w:p/>
     <w:p>
       <w:r>
-        <w:rPr>
-          <w:rFonts w:ascii="Georgia" w:hAnsi="Georgia"/>
-          <w:b w:val="0"/>
-          <w:sz w:val="20"/>
-        </w:rPr>
-        <w:t>Nom de l’élève : _________________________________    Classe : ____________</w:t>
+        <w:t>Élèves du même responsable légal (renseigner 1 à 6) :</w:t>
       </w:r>
     </w:p>
     <w:p>
       <w:r>
-        <w:rPr>
-          <w:rFonts w:ascii="Georgia" w:hAnsi="Georgia"/>
-          <w:b w:val="0"/>
-          <w:sz w:val="20"/>
-        </w:rPr>
-        <w:t>Nom du responsable : ___________________________    Date : ____/____/________</w:t>
+        <w:t xml:space="preserve">1. Nom de l’élève _________________________________    Classe ____________</w:t>
       </w:r>
     </w:p>
     <w:p>
       <w:r>
-        <w:rPr>
-          <w:rFonts w:ascii="Georgia" w:hAnsi="Georgia"/>
-          <w:b w:val="0"/>
-          <w:sz w:val="20"/>
-        </w:rPr>
-        <w:t>Signature du responsable : _______________________________________________</w:t>
+        <w:t xml:space="preserve">2. Nom de l’élève _________________________________    Classe ____________</w:t>
+      </w:r>
+    </w:p>
+    <w:p>
+      <w:r>
+        <w:t xml:space="preserve">3. Nom de l’élève _________________________________    Classe ____________</w:t>
+      </w:r>
+    </w:p>
+    <w:p>
+      <w:r>
+        <w:t xml:space="preserve">4. Nom de l’élève _________________________________    Classe ____________</w:t>
+      </w:r>
+    </w:p>
+    <w:p>
+      <w:r>
+        <w:t xml:space="preserve">5. Nom de l’élève _________________________________    Classe ____________</w:t>
+      </w:r>
+    </w:p>
+    <w:p>
+      <w:r>
+        <w:t xml:space="preserve">6. Nom de l’élève _________________________________    Classe ____________</w:t>
+      </w:r>
+    </w:p>
+    <w:p>
+      <w:r>
+        <w:t>Nom du responsable ___________________________    Date : ____/____/________</w:t>
+      </w:r>
+    </w:p>
+    <w:p>
+      <w:r>
+        <w:t xml:space="preserve">Signature du responsable _______________________________________________</w:t>
       </w:r>
     </w:p>
     <w:sectPr>
